--- a/docs/pack-commercial/DEVIS-TYPE_appli-et-secretariat.docx
+++ b/docs/pack-commercial/DEVIS-TYPE_appli-et-secretariat.docx
@@ -37,7 +37,7 @@
           <w:color w:val="6B7280"/>
           <w:sz w:val="22"/>
         </w:rPr>
-        <w:t>Application My Easy Auto + secrétariat externalisé à distance</w:t>
+        <w:t>Application My Easy Auto + Adhésion Service à distance</w:t>
       </w:r>
     </w:p>
     <w:p>
@@ -199,7 +199,7 @@
           <w:b w:val="0"/>
           <w:sz w:val="21"/>
         </w:rPr>
-        <w:t>Mise à disposition de la plateforme de gestion My Easy Auto et service de secrétariat externalisé RÉALISÉ À DISTANCE, dédié au traitement des dossiers de sinistres, selon les besoins identifiés lors de l'entretien du [date].</w:t>
+        <w:t>Mise à disposition de la plateforme de gestion My Easy Auto et service de déblocage de dossiers (Adhésion Service) RÉALISÉ À DISTANCE, dédié au traitement des dossiers de sinistres, selon les besoins identifiés lors de l'entretien du [date].</w:t>
       </w:r>
     </w:p>
     <w:p>
@@ -212,7 +212,7 @@
           <w:color w:val="7C3AED"/>
           <w:sz w:val="28"/>
         </w:rPr>
-        <w:t>Détail de l'offre — formule CONFORT (exemple)</w:t>
+        <w:t>Détail de l'offre — formule ADHÉSION SERVICE PREMIUM (exemple)</w:t>
       </w:r>
     </w:p>
     <w:tbl>
@@ -366,7 +366,7 @@
               <w:rPr>
                 <w:sz w:val="19"/>
               </w:rPr>
-              <w:t>Forfait secrétariat CONFORT — 20 h / mois, à distance. Tâches retenues en fiche de besoins : saisie des dossiers, devis et factures, relances assurances et clients, suivi des encaissements, rendez-vous.</w:t>
+              <w:t>Forfait Adhésion Service ADHÉSION SERVICE PREMIUM — 20 h / mois, à distance. Tâches retenues en fiche de besoins : saisie des dossiers, devis et factures, relances assurances et clients, suivi des encaissements, rendez-vous.</w:t>
             </w:r>
           </w:p>
         </w:tc>
@@ -652,7 +652,7 @@
               <w:rPr>
                 <w:sz w:val="20"/>
               </w:rPr>
-              <w:t>IDEA FORMA est une SASU assujettie à la TVA au taux normal de 20 % sur l'abonnement, le secrétariat, la mise en service et les heures hors forfait.</w:t>
+              <w:t>IDEA FORMA est une SASU assujettie à la TVA au taux normal de 20 % sur l'abonnement, l'Adhésion Service, la mise en service et les heures hors forfait.</w:t>
             </w:r>
           </w:p>
           <w:p>
@@ -731,7 +731,7 @@
         <w:rPr>
           <w:sz w:val="20"/>
         </w:rPr>
-        <w:t>Heures de secrétariat : décomptées au réel sur relevé mensuel joint à la facture. Heures non consommées reportables à 50 % sur le mois suivant. Heure hors forfait : 45,00 € HT, sur demande écrite du client et confirmation écrite d'IDEA FORMA avant exécution (CGV art. 6).</w:t>
+        <w:t>Heures d'Adhésion Service : décomptées au réel sur relevé mensuel joint à la facture. Heures non consommées reportables à 50 % sur le mois suivant. Heure hors forfait : 45,00 € HT, sur demande écrite du client et confirmation écrite d'IDEA FORMA avant exécution (CGV art. 6).</w:t>
       </w:r>
     </w:p>
     <w:p>
@@ -767,7 +767,7 @@
         <w:rPr>
           <w:sz w:val="20"/>
         </w:rPr>
-        <w:t>Données personnelles : le traitement est régi par l'article 9 des CGV et par l'accord de traitement des données annexé au contrat, remis avec le présent devis. Le secrétariat est assuré par des collaborateurs indépendants externes, tenus des mêmes obligations ; leur intervention est autorisée par le client à la signature.</w:t>
+        <w:t>Données personnelles : le traitement est régi par l'article 9 des CGV et par l'accord de traitement des données annexé au contrat, remis avec le présent devis. Le chargé de mission est assuré par des collaborateurs indépendants externes, tenus des mêmes obligations ; leur intervention est autorisée par le client à la signature.</w:t>
       </w:r>
     </w:p>
     <w:p>
@@ -899,10 +899,14 @@
           <w:color w:val="6B7280"/>
           <w:sz w:val="16"/>
         </w:rPr>
-        <w:t>Modèle : adapter les lignes selon la formule (ESSENTIEL appli seule 79 € HT/mois · STARTER 10 h/mois 490 € · CONFORT 20 h/mois 860 € · SÉRÉNITÉ 40 h/mois 1 570 €), compléter le numéro de TVA intracommunautaire et la numérotation avant envoi. Devis gratuit.</w:t>
+        <w:t>Modèle : adapter les lignes selon la formule (ESSENTIEL appli seule 79 € HT/mois · ADHÉSION SERVICE PLUS 10 h/mois 490 € · ADHÉSION SERVICE PREMIUM 20 h/mois 860 € · ADHÉSION SERVICE ULTIMATE 40 h/mois 1 570 €), compléter le numéro de TVA intracommunautaire et la numérotation avant envoi. Devis gratuit.</w:t>
       </w:r>
     </w:p>
     <w:sectPr>
+      <w:headerReference w:type="default" r:id="rId9"/>
+      <w:footerReference w:type="default" r:id="rId10"/>
+      <w:headerReference w:type="first" r:id="rId11"/>
+      <w:footerReference w:type="first" r:id="rId12"/>
       <w:pgSz w:w="12240" w:h="15840"/>
       <w:pgMar w:top="1020" w:right="1134" w:bottom="1020" w:left="1134" w:header="720" w:footer="720" w:gutter="0"/>
       <w:cols w:space="720"/>
@@ -910,6 +914,46 @@
     </w:sectPr>
   </w:body>
 </w:document>
+</file>
+
+<file path=word/footer1.xml><?xml version="1.0" encoding="utf-8"?>
+<w:ftr xmlns:m="http://schemas.openxmlformats.org/officeDocument/2006/math" xmlns:mc="http://schemas.openxmlformats.org/markup-compatibility/2006" xmlns:mo="http://schemas.microsoft.com/office/mac/office/2008/main" xmlns:mv="urn:schemas-microsoft-com:mac:vml" xmlns:o="urn:schemas-microsoft-com:office:office" xmlns:r="http://schemas.openxmlformats.org/officeDocument/2006/relationships" xmlns:v="urn:schemas-microsoft-com:vml" xmlns:w10="urn:schemas-microsoft-com:office:word" xmlns:w14="http://schemas.microsoft.com/office/word/2010/wordml" xmlns:w="http://schemas.openxmlformats.org/wordprocessingml/2006/main" xmlns:wne="http://schemas.microsoft.com/office/word/2006/wordml" xmlns:wp14="http://schemas.microsoft.com/office/word/2010/wordprocessingDrawing" xmlns:wp="http://schemas.openxmlformats.org/drawingml/2006/wordprocessingDrawing" xmlns:wpc="http://schemas.microsoft.com/office/word/2010/wordprocessingCanvas" xmlns:wpg="http://schemas.microsoft.com/office/word/2010/wordprocessingGroup" xmlns:wpi="http://schemas.microsoft.com/office/word/2010/wordprocessingInk" xmlns:wps="http://schemas.microsoft.com/office/word/2010/wordprocessingShape" mc:Ignorable="w14 wp14">
+  <w:p>
+    <w:pPr>
+      <w:pStyle w:val="Footer"/>
+    </w:pPr>
+  </w:p>
+</w:ftr>
+</file>
+
+<file path=word/footer2.xml><?xml version="1.0" encoding="utf-8"?>
+<w:ftr xmlns:m="http://schemas.openxmlformats.org/officeDocument/2006/math" xmlns:mc="http://schemas.openxmlformats.org/markup-compatibility/2006" xmlns:mo="http://schemas.microsoft.com/office/mac/office/2008/main" xmlns:mv="urn:schemas-microsoft-com:mac:vml" xmlns:o="urn:schemas-microsoft-com:office:office" xmlns:r="http://schemas.openxmlformats.org/officeDocument/2006/relationships" xmlns:v="urn:schemas-microsoft-com:vml" xmlns:w10="urn:schemas-microsoft-com:office:word" xmlns:w14="http://schemas.microsoft.com/office/word/2010/wordml" xmlns:w="http://schemas.openxmlformats.org/wordprocessingml/2006/main" xmlns:wne="http://schemas.microsoft.com/office/word/2006/wordml" xmlns:wp14="http://schemas.microsoft.com/office/word/2010/wordprocessingDrawing" xmlns:wp="http://schemas.openxmlformats.org/drawingml/2006/wordprocessingDrawing" xmlns:wpc="http://schemas.microsoft.com/office/word/2010/wordprocessingCanvas" xmlns:wpg="http://schemas.microsoft.com/office/word/2010/wordprocessingGroup" xmlns:wpi="http://schemas.microsoft.com/office/word/2010/wordprocessingInk" xmlns:wps="http://schemas.microsoft.com/office/word/2010/wordprocessingShape" mc:Ignorable="w14 wp14">
+  <w:p>
+    <w:pPr>
+      <w:pStyle w:val="Footer"/>
+    </w:pPr>
+  </w:p>
+</w:ftr>
+</file>
+
+<file path=word/header1.xml><?xml version="1.0" encoding="utf-8"?>
+<w:hdr xmlns:m="http://schemas.openxmlformats.org/officeDocument/2006/math" xmlns:mc="http://schemas.openxmlformats.org/markup-compatibility/2006" xmlns:mo="http://schemas.microsoft.com/office/mac/office/2008/main" xmlns:mv="urn:schemas-microsoft-com:mac:vml" xmlns:o="urn:schemas-microsoft-com:office:office" xmlns:r="http://schemas.openxmlformats.org/officeDocument/2006/relationships" xmlns:v="urn:schemas-microsoft-com:vml" xmlns:w10="urn:schemas-microsoft-com:office:word" xmlns:w14="http://schemas.microsoft.com/office/word/2010/wordml" xmlns:w="http://schemas.openxmlformats.org/wordprocessingml/2006/main" xmlns:wne="http://schemas.microsoft.com/office/word/2006/wordml" xmlns:wp14="http://schemas.microsoft.com/office/word/2010/wordprocessingDrawing" xmlns:wp="http://schemas.openxmlformats.org/drawingml/2006/wordprocessingDrawing" xmlns:wpc="http://schemas.microsoft.com/office/word/2010/wordprocessingCanvas" xmlns:wpg="http://schemas.microsoft.com/office/word/2010/wordprocessingGroup" xmlns:wpi="http://schemas.microsoft.com/office/word/2010/wordprocessingInk" xmlns:wps="http://schemas.microsoft.com/office/word/2010/wordprocessingShape" mc:Ignorable="w14 wp14">
+  <w:p>
+    <w:pPr>
+      <w:pStyle w:val="Header"/>
+    </w:pPr>
+  </w:p>
+</w:hdr>
+</file>
+
+<file path=word/header2.xml><?xml version="1.0" encoding="utf-8"?>
+<w:hdr xmlns:m="http://schemas.openxmlformats.org/officeDocument/2006/math" xmlns:mc="http://schemas.openxmlformats.org/markup-compatibility/2006" xmlns:mo="http://schemas.microsoft.com/office/mac/office/2008/main" xmlns:mv="urn:schemas-microsoft-com:mac:vml" xmlns:o="urn:schemas-microsoft-com:office:office" xmlns:r="http://schemas.openxmlformats.org/officeDocument/2006/relationships" xmlns:v="urn:schemas-microsoft-com:vml" xmlns:w10="urn:schemas-microsoft-com:office:word" xmlns:w14="http://schemas.microsoft.com/office/word/2010/wordml" xmlns:w="http://schemas.openxmlformats.org/wordprocessingml/2006/main" xmlns:wne="http://schemas.microsoft.com/office/word/2006/wordml" xmlns:wp14="http://schemas.microsoft.com/office/word/2010/wordprocessingDrawing" xmlns:wp="http://schemas.openxmlformats.org/drawingml/2006/wordprocessingDrawing" xmlns:wpc="http://schemas.microsoft.com/office/word/2010/wordprocessingCanvas" xmlns:wpg="http://schemas.microsoft.com/office/word/2010/wordprocessingGroup" xmlns:wpi="http://schemas.microsoft.com/office/word/2010/wordprocessingInk" xmlns:wps="http://schemas.microsoft.com/office/word/2010/wordprocessingShape" mc:Ignorable="w14 wp14">
+  <w:p>
+    <w:pPr>
+      <w:pStyle w:val="Header"/>
+    </w:pPr>
+  </w:p>
+</w:hdr>
 </file>
 
 <file path=word/numbering.xml><?xml version="1.0" encoding="utf-8"?>

--- a/docs/pack-commercial/DEVIS-TYPE_appli-et-secretariat.docx
+++ b/docs/pack-commercial/DEVIS-TYPE_appli-et-secretariat.docx
@@ -91,7 +91,7 @@
                 <w:color w:val="FFFFFF"/>
                 <w:sz w:val="19"/>
               </w:rPr>
-              <w:t>IDEA FORMA (émetteur)</w:t>
+              <w:t xml:space="preserve">MY EASY AUTO (émetteur)</w:t>
             </w:r>
           </w:p>
         </w:tc>
@@ -124,7 +124,7 @@
               <w:rPr>
                 <w:sz w:val="19"/>
               </w:rPr>
-              <w:t>IDEA FORMA — SASU</w:t>
+              <w:t xml:space="preserve">MY EASY AUTO — SASU</w:t>
               <w:br/>
               <w:t>144 Avenue Charles de Gaulle, 92200 Neuilly-sur-Seine</w:t>
               <w:br/>
@@ -366,7 +366,7 @@
               <w:rPr>
                 <w:sz w:val="19"/>
               </w:rPr>
-              <w:t>Forfait Adhésion Service ADHÉSION SERVICE PREMIUM — 20 h / mois, à distance. Tâches retenues en fiche de besoins : saisie des dossiers, devis et factures, relances assurances et clients, suivi des encaissements, rendez-vous.</w:t>
+              <w:t xml:space="preserve">Forfait ADHÉSION SERVICE PREMIUM — 20 h / mois, à distance. Tâches retenues en fiche de besoins : déblocage des dossiers impayés et en litige, relances assurances, experts et clients, suivi des encaissements.</w:t>
             </w:r>
           </w:p>
         </w:tc>
@@ -652,7 +652,7 @@
               <w:rPr>
                 <w:sz w:val="20"/>
               </w:rPr>
-              <w:t>IDEA FORMA est une SASU assujettie à la TVA au taux normal de 20 % sur l'abonnement, l'Adhésion Service, la mise en service et les heures hors forfait.</w:t>
+              <w:t xml:space="preserve">MY EASY AUTO est assujettie à la TVA au taux normal de 20 % sur l'abonnement, l'Adhésion Service, la mise en service et les heures hors forfait.</w:t>
             </w:r>
           </w:p>
           <w:p>
@@ -663,7 +663,7 @@
               <w:rPr>
                 <w:sz w:val="20"/>
               </w:rPr>
-              <w:t>L'exonération de TVA de l'article 261-4-4° a du CGI ne concerne QUE la formation professionnelle continue : elle ne s'applique pas à ces prestations.</w:t>
+              <w:t xml:space="preserve"/>
             </w:r>
           </w:p>
           <w:p>
@@ -731,7 +731,7 @@
         <w:rPr>
           <w:sz w:val="20"/>
         </w:rPr>
-        <w:t>Heures d'Adhésion Service : décomptées au réel sur relevé mensuel joint à la facture. Heures non consommées reportables à 50 % sur le mois suivant. Heure hors forfait : 45,00 € HT, sur demande écrite du client et confirmation écrite d'IDEA FORMA avant exécution (CGV art. 6).</w:t>
+        <w:t xml:space="preserve">Heures d'Adhésion Service : décomptées au réel sur relevé mensuel joint à la facture. Heures non consommées reportables à 50 % sur le mois suivant. Heure hors forfait : 45,00 € HT, sur demande écrite du client et confirmation écrite de MY EASY AUTO avant exécution (CGV art. 6).</w:t>
       </w:r>
     </w:p>
     <w:p>
@@ -767,7 +767,7 @@
         <w:rPr>
           <w:sz w:val="20"/>
         </w:rPr>
-        <w:t>Données personnelles : le traitement est régi par l'article 9 des CGV et par l'accord de traitement des données annexé au contrat, remis avec le présent devis. Le chargé de mission est assuré par des collaborateurs indépendants externes, tenus des mêmes obligations ; leur intervention est autorisée par le client à la signature.</w:t>
+        <w:t xml:space="preserve">Données personnelles : le traitement est régi par l'article 9 des CGV et par l'accord de traitement des données annexé au contrat, remis avec le présent devis. L'Adhésion Service est assurée par des chargés de mission indépendants externes, tenus des mêmes obligations ; leur intervention est autorisée par le client à la signature.</w:t>
       </w:r>
     </w:p>
     <w:p>
@@ -836,7 +836,7 @@
                 <w:color w:val="FFFFFF"/>
                 <w:sz w:val="19"/>
               </w:rPr>
-              <w:t>Pour IDEA FORMA</w:t>
+              <w:t xml:space="preserve">Pour MY EASY AUTO</w:t>
             </w:r>
           </w:p>
         </w:tc>
